--- a/05 Fifth Semester/CSE 3102_Computer Graphics Lab/project/wave and boat animation.docx
+++ b/05 Fifth Semester/CSE 3102_Computer Graphics Lab/project/wave and boat animation.docx
@@ -13939,6 +13939,7 @@
           <w:rStyle w:val="BookTitle"/>
           <w:i w:val="0"/>
           <w:iCs w:val="0"/>
+          <w:noProof/>
           <w:sz w:val="32"/>
           <w:szCs w:val="32"/>
         </w:rPr>
@@ -13980,8 +13981,7 @@
       </w:r>
     </w:p>
     <w:sectPr>
-      <w:headerReference w:type="default" r:id="rId8"/>
-      <w:footerReference w:type="default" r:id="rId9"/>
+      <w:footerReference w:type="default" r:id="rId8"/>
       <w:pgSz w:w="12240" w:h="15840"/>
       <w:pgMar w:top="1440" w:right="1440" w:bottom="1440" w:left="1440" w:header="720" w:footer="720" w:gutter="0"/>
       <w:cols w:space="720"/>
@@ -14020,7 +14020,7 @@
 <w:ftr xmlns:wpc="http://schemas.microsoft.com/office/word/2010/wordprocessingCanvas" xmlns:cx="http://schemas.microsoft.com/office/drawing/2014/chartex" xmlns:cx1="http://schemas.microsoft.com/office/drawing/2015/9/8/chartex" xmlns:cx2="http://schemas.microsoft.com/office/drawing/2015/10/21/chartex" xmlns:cx3="http://schemas.microsoft.com/office/drawing/2016/5/9/chartex" xmlns:cx4="http://schemas.microsoft.com/office/drawing/2016/5/10/chartex" xmlns:cx5="http://schemas.microsoft.com/office/drawing/2016/5/11/chartex" xmlns:cx6="http://schemas.microsoft.com/office/drawing/2016/5/12/chartex" xmlns:cx7="http://schemas.microsoft.com/office/drawing/2016/5/13/chartex" xmlns:cx8="http://schemas.microsoft.com/office/drawing/2016/5/14/chartex" xmlns:mc="http://schemas.openxmlformats.org/markup-compatibility/2006" xmlns:aink="http://schemas.microsoft.com/office/drawing/2016/ink" xmlns:am3d="http://schemas.microsoft.com/office/drawing/2017/model3d" xmlns:o="urn:schemas-microsoft-com:office:office" xmlns:oel="http://schemas.microsoft.com/office/2019/extlst" xmlns:r="http://schemas.openxmlformats.org/officeDocument/2006/relationships" xmlns:m="http://schemas.openxmlformats.org/officeDocument/2006/math" xmlns:v="urn:schemas-microsoft-com:vml" xmlns:wp14="http://schemas.microsoft.com/office/word/2010/wordprocessingDrawing" xmlns:wp="http://schemas.openxmlformats.org/drawingml/2006/wordprocessingDrawing" xmlns:w10="urn:schemas-microsoft-com:office:word" xmlns:w="http://schemas.openxmlformats.org/wordprocessingml/2006/main" xmlns:w14="http://schemas.microsoft.com/office/word/2010/wordml" xmlns:w15="http://schemas.microsoft.com/office/word/2012/wordml" xmlns:w16cex="http://schemas.microsoft.com/office/word/2018/wordml/cex" xmlns:w16cid="http://schemas.microsoft.com/office/word/2016/wordml/cid" xmlns:w16="http://schemas.microsoft.com/office/word/2018/wordml" xmlns:w16sdtdh="http://schemas.microsoft.com/office/word/2020/wordml/sdtdatahash" xmlns:w16se="http://schemas.microsoft.com/office/word/2015/wordml/symex" xmlns:wpg="http://schemas.microsoft.com/office/word/2010/wordprocessingGroup" xmlns:wpi="http://schemas.microsoft.com/office/word/2010/wordprocessingInk" xmlns:wne="http://schemas.microsoft.com/office/word/2006/wordml" xmlns:wps="http://schemas.microsoft.com/office/word/2010/wordprocessingShape" mc:Ignorable="w14 w15 w16se w16cid w16 w16cex w16sdtdh wp14">
   <w:sdt>
     <w:sdtPr>
-      <w:id w:val="258800454"/>
+      <w:id w:val="617809118"/>
       <w:docPartObj>
         <w:docPartGallery w:val="Page Numbers (Bottom of Page)"/>
         <w:docPartUnique/>
@@ -14092,16 +14092,6 @@
     </w:p>
   </w:footnote>
 </w:footnotes>
-</file>
-
-<file path=word/header1.xml><?xml version="1.0" encoding="utf-8"?>
-<w:hdr xmlns:wpc="http://schemas.microsoft.com/office/word/2010/wordprocessingCanvas" xmlns:cx="http://schemas.microsoft.com/office/drawing/2014/chartex" xmlns:cx1="http://schemas.microsoft.com/office/drawing/2015/9/8/chartex" xmlns:cx2="http://schemas.microsoft.com/office/drawing/2015/10/21/chartex" xmlns:cx3="http://schemas.microsoft.com/office/drawing/2016/5/9/chartex" xmlns:cx4="http://schemas.microsoft.com/office/drawing/2016/5/10/chartex" xmlns:cx5="http://schemas.microsoft.com/office/drawing/2016/5/11/chartex" xmlns:cx6="http://schemas.microsoft.com/office/drawing/2016/5/12/chartex" xmlns:cx7="http://schemas.microsoft.com/office/drawing/2016/5/13/chartex" xmlns:cx8="http://schemas.microsoft.com/office/drawing/2016/5/14/chartex" xmlns:mc="http://schemas.openxmlformats.org/markup-compatibility/2006" xmlns:aink="http://schemas.microsoft.com/office/drawing/2016/ink" xmlns:am3d="http://schemas.microsoft.com/office/drawing/2017/model3d" xmlns:o="urn:schemas-microsoft-com:office:office" xmlns:oel="http://schemas.microsoft.com/office/2019/extlst" xmlns:r="http://schemas.openxmlformats.org/officeDocument/2006/relationships" xmlns:m="http://schemas.openxmlformats.org/officeDocument/2006/math" xmlns:v="urn:schemas-microsoft-com:vml" xmlns:wp14="http://schemas.microsoft.com/office/word/2010/wordprocessingDrawing" xmlns:wp="http://schemas.openxmlformats.org/drawingml/2006/wordprocessingDrawing" xmlns:w10="urn:schemas-microsoft-com:office:word" xmlns:w="http://schemas.openxmlformats.org/wordprocessingml/2006/main" xmlns:w14="http://schemas.microsoft.com/office/word/2010/wordml" xmlns:w15="http://schemas.microsoft.com/office/word/2012/wordml" xmlns:w16cex="http://schemas.microsoft.com/office/word/2018/wordml/cex" xmlns:w16cid="http://schemas.microsoft.com/office/word/2016/wordml/cid" xmlns:w16="http://schemas.microsoft.com/office/word/2018/wordml" xmlns:w16sdtdh="http://schemas.microsoft.com/office/word/2020/wordml/sdtdatahash" xmlns:w16se="http://schemas.microsoft.com/office/word/2015/wordml/symex" xmlns:wpg="http://schemas.microsoft.com/office/word/2010/wordprocessingGroup" xmlns:wpi="http://schemas.microsoft.com/office/word/2010/wordprocessingInk" xmlns:wne="http://schemas.microsoft.com/office/word/2006/wordml" xmlns:wps="http://schemas.microsoft.com/office/word/2010/wordprocessingShape" mc:Ignorable="w14 w15 w16se w16cid w16 w16cex w16sdtdh wp14">
-  <w:p>
-    <w:pPr>
-      <w:pStyle w:val="Header"/>
-    </w:pPr>
-  </w:p>
-</w:hdr>
 </file>
 
 <file path=word/numbering.xml><?xml version="1.0" encoding="utf-8"?>
@@ -17189,6 +17179,7 @@
   <w:style w:type="character" w:default="1" w:styleId="DefaultParagraphFont">
     <w:name w:val="Default Paragraph Font"/>
     <w:uiPriority w:val="1"/>
+    <w:semiHidden/>
     <w:unhideWhenUsed/>
   </w:style>
   <w:style w:type="table" w:default="1" w:styleId="TableNormal">
